--- a/MIMs-latest-el.docx
+++ b/MIMs-latest-el.docx
@@ -86,7 +86,7 @@
           <w:color w:val="003399"/>
           <w:sz w:val="52"/>
         </w:rPr>
-        <w:t>Κατάλογος ελέγχου προμηθειών με χρήση των Ελάχιστων Μηχανισμών Διαλειτουργικότητας (MIMs)</w:t>
+        <w:t>Κατάλογος ελέγχου προμηθειών βάσει των Ελάχιστων Μηχανισμών Διαλειτουργικότητας (MIMs)</w:t>
       </w:r>
     </w:p>
     <w:p>
@@ -101,7 +101,7 @@
           <w:color w:val="C2186F"/>
           <w:sz w:val="30"/>
         </w:rPr>
-        <w:t>Τι να περιλάβετε σε έναν διαγωνισμό ώστε ο δήμος σας να διατηρεί τα δεδομένα του</w:t>
+        <w:t>Τι να ορίσετε στα έγγραφα διαγωνισμού ώστε ο δήμος να διατηρεί τον έλεγχο των δεδομένων του</w:t>
       </w:r>
     </w:p>
     <w:p>
@@ -116,7 +116,7 @@
           <w:color w:val="5A5A6E"/>
           <w:sz w:val="22"/>
         </w:rPr>
-        <w:t>Για τα MIMs Plus 9.0 από τον OASC</w:t>
+        <w:t>Προδιαγραφή: MIMs Plus 9.0 από τον OASC</w:t>
       </w:r>
     </w:p>
     <w:p>
@@ -165,7 +165,7 @@
           <w:color w:val="003399"/>
           <w:sz w:val="36"/>
         </w:rPr>
-        <w:t>Γιατί αυτό το φυλλάδιο</w:t>
+        <w:t>Σκοπός αυτού του φυλλαδίου</w:t>
       </w:r>
     </w:p>
     <w:p>
@@ -178,7 +178,7 @@
           <w:i w:val="0"/>
           <w:sz w:val="21"/>
         </w:rPr>
-        <w:t>Κάθε χρόνο, οι πόλεις αγοράζουν λογισμικό: συστήματα στάθμευσης, πλατφόρμες αισθητήρων, χαρτογραφικές πύλες, ψηφιακά δίδυμα. Πολύ συχνά, τα δεδομένα που συλλέγουν αυτά τα συστήματα καταλήγουν κλειδωμένα στο εσωτερικό τους. Όταν λήγει η σύμβαση, τα δεδομένα —πληρωμένα με δημόσιο χρήμα— φεύγουν μαζί με τον προμηθευτή ή παραμένουν παγιδευμένα σε μορφή που κανένας άλλος δεν μπορεί να διαβάσει.</w:t>
+        <w:t>Κάθε χρόνο, οι πόλεις αγοράζουν λογισμικό: συστήματα στάθμευσης, πλατφόρμες αισθητήρων, χαρτογραφικές πύλες, ψηφιακά δίδυμα. Πολύ συχνά, τα δεδομένα που συλλέγουν αυτά τα συστήματα καταλήγουν κλειδωμένα στο εσωτερικό τους. Όταν λήγει η σύμβαση, τα δεδομένα —που έχουν χρηματοδοτηθεί με δημόσιους πόρους— χάνονται με την αποχώρηση του αναδόχου ή παραμένουν παγιδευμένα σε μορφή που κανένας άλλος δεν μπορεί να διαβάσει.</w:t>
       </w:r>
     </w:p>
     <w:p>
@@ -191,7 +191,7 @@
           <w:i w:val="0"/>
           <w:sz w:val="21"/>
         </w:rPr>
-        <w:t>Δεν χρειάζεται να είναι έτσι. Οι Ελάχιστοι Μηχανισμοί Διαλειτουργικότητας (MIMs), που διατηρούνται από το Open &amp; Agile Smart Cities (OASC) και υποστηρίζονται μέσω του ευρωπαϊκού κινήματος living-in.eu, περιγράφουν τις ελάχιστες τεχνικές απαιτήσεις που διατηρούν τα δεδομένα σας ανοικτά, επαναχρησιμοποιήσιμα και ανεξάρτητα από προμηθευτές. Είναι σκόπιμα περιορισμένοι σε έκταση: όχι μια μεγαλόπνοη αρχιτεκτονική, απλώς τα λίγα πράγματα που πρέπει να ισχύουν ώστε τα συστήματα να μπορούν να επικοινωνούν μεταξύ τους.</w:t>
+        <w:t>Δεν χρειάζεται να είναι έτσι. Οι Ελάχιστοι Μηχανισμοί Διαλειτουργικότητας (MIMs), που διατηρούνται από το Open &amp; Agile Smart Cities (OASC) και υποστηρίζονται μέσω του ευρωπαϊκού κινήματος living-in.eu, περιγράφουν τις ελάχιστες τεχνικές απαιτήσεις που διατηρούν τα δεδομένα σας ανοικτά, επαναχρησιμοποιήσιμα και ανεξάρτητα από προμηθευτές. Είναι σκόπιμα περιορισμένοι σε έκταση: όχι μια μεγάλη αρχιτεκτονική, μόνο οι λίγες συνθήκες που πρέπει να ισχύουν ώστε τα συστήματα να ανταλλάσσουν δεδομένα.</w:t>
       </w:r>
     </w:p>
     <w:p>
@@ -204,7 +204,7 @@
           <w:i w:val="0"/>
           <w:sz w:val="21"/>
         </w:rPr>
-        <w:t>Δεν χρειάζεται να είστε μηχανικός για να τους χρησιμοποιήσετε. Κάθε κατάλογος ελέγχου μετατρέπει έναν MIM σε απλά σημεία ελέγχου που μπορείτε να αντιγράψετε σε μια διακήρυξη, συνοδευόμενα από τον λόγο για τον οποίο το καθένα σας προστατεύει. Αμέσως μετά τον κατάλογο ελέγχου θα βρείτε κάθε απαίτηση αυτού του MIM, λέξη προς λέξη, ώστε οι τεχνικοί σας συνεργάτες και οι προσφέροντες να μπορούν να ελέγξουν τις λεπτομέρειες.</w:t>
+        <w:t>Δεν απαιτείται τεχνικό υπόβαθρο για τη χρήση αυτού του φυλλαδίου. Κάθε κατάλογος ελέγχου μετατρέπει έναν MIM σε απλά σημεία ελέγχου που μπορείτε να αντιγράψετε σε μια διακήρυξη, με τον λόγο για τον οποίο το καθένα σας προστατεύει. Αμέσως μετά τον κατάλογο ελέγχου βρίσκετε κάθε απαίτηση αυτού του MIM, λέξη προς λέξη, ώστε οι τεχνικοί σας συνεργάτες και οι προσφέροντες να μπορούν να ελέγξουν τις λεπτομέρειες.</w:t>
       </w:r>
     </w:p>
     <w:p>
@@ -217,7 +217,7 @@
           <w:i w:val="0"/>
           <w:sz w:val="21"/>
         </w:rPr>
-        <w:t>Οι πόλεις που απαιτούν τους MIMs αγοράζουν μία φορά και επαναχρησιμοποιούν πολλές: τα δεδομένα ποιότητας αέρα τροφοδοτούν τον πίνακα οργάνων των σχολείων, το μητρώο οδοφωτισμού τροφοδοτεί το ενεργειακό σχέδιο και ο επόμενος προμηθευτής συνεχίζει από εκεί που σταμάτησε ο προηγούμενος. Αυτό σημαίνει διαλειτουργικότητα στην πράξη — και αναμένεται ολοένα και περισσότερο σε έργα που χρηματοδοτούνται από την ΕΕ.</w:t>
+        <w:t>Οι πόλεις που απαιτούν τους MIMs αγοράζουν μία φορά και επαναχρησιμοποιούν πολλές: τα δεδομένα ποιότητας αέρα τροφοδοτούν τον πίνακα ελέγχου (dashboard) των σχολείων, το μητρώο οδοφωτισμού τροφοδοτεί το ενεργειακό σχέδιο και ο επόμενος προμηθευτής συνεχίζει από εκεί που σταμάτησε ο προηγούμενος. Αυτό σημαίνει διαλειτουργικότητα στην πράξη — και αναμένεται ολοένα και περισσότερο σε έργα που χρηματοδοτούνται από την ΕΕ.</w:t>
       </w:r>
     </w:p>
     <w:tbl>
@@ -251,7 +251,7 @@
               <w:br/>
               <w:t>1. Πάροχοι λύσεων που επιθυμούν να διασφαλίσουν ότι οι λύσεις τους είναι διαλειτουργικές με άλλες και επιτρέπουν την απρόσκοπτη ανταλλαγή δεδομένων σε περιβάλλον Έξυπνων Πόλεων και Κοινοτήτων.</w:t>
               <w:br/>
-              <w:t>2. Αναθέτουσες αρχές που επιθυμούν να προμηθευτούν λύσεις βιώσιμες στο μέλλον που επιτρέπουν οικονομικά αποδοτική ενσωμάτωση σε μια υφιστάμενη αρχιτεκτονική Τεχνολογιών Πληροφορικής και Επικοινωνιών (ΤΠΕ) Έξυπνων Πόλεων και Κοινοτήτων.”</w:t>
+              <w:t>2. Αναθέτουσες αρχές που επιθυμούν να προμηθευτούν τεχνολογικά ανθεκτικές στον χρόνο λύσεις (future-proof) που επιτρέπουν οικονομικά αποδοτική ενσωμάτωση σε μια υφιστάμενη αρχιτεκτονική Τεχνολογιών Πληροφορικής και Επικοινωνιών (ΤΠΕ) Έξυπνων Πόλεων και Κοινοτήτων.”</w:t>
             </w:r>
           </w:p>
         </w:tc>
@@ -615,7 +615,7 @@
           <w:i w:val="0"/>
           <w:sz w:val="20"/>
         </w:rPr>
-        <w:t>Ζητήστε από τους προσφέροντες να αποδείξουν και όχι να υπόσχονται (βλ. τη ρήτρα με αυτό το όνομα). Επαληθεύστε τη συμμόρφωση βάσει του πίνακα συμμόρφωσης που συμπλήρωσε ο προσφέρων.</w:t>
+        <w:t>Ζητήστε από τους προσφέροντες «Επίδειξη και όχι υποσχέσεις» (βλ. τη ρήτρα με αυτό το όνομα). Επαληθεύστε τη συμμόρφωση βάσει του πίνακα συμμόρφωσης που συμπλήρωσε ο προσφέρων.</w:t>
       </w:r>
     </w:p>
     <w:p>
@@ -839,7 +839,7 @@
                 <w:i w:val="0"/>
                 <w:sz w:val="19"/>
               </w:rPr>
-              <w:t>Τα σημεία του καταλόγου ελέγχου αναφέρουν «πρέπει» ακόμη και εκεί όπου η προδιαγραφή απλώς συνιστά (should) ή παραθέτει έναν υποψήφιο μηχανισμό. Αυτό αποτελεί απόφαση της αναθέτουσας αρχής.</w:t>
+              <w:t>Τα σημεία του καταλόγου ελέγχου διατυπώνουν κάθε σημείο ως απαίτηση ακόμη και εκεί όπου η προδιαγραφή απλώς συνιστά (should) ή παραθέτει έναν υποψήφιο μηχανισμό. Αυτό αποτελεί απόφαση της αναθέτουσας αρχής.</w:t>
             </w:r>
           </w:p>
         </w:tc>
@@ -888,7 +888,7 @@
           <w:i w:val="0"/>
           <w:sz w:val="21"/>
         </w:rPr>
-        <w:t>Επτά απλοί μηχανισμοί, ένας στόχος: τα δεδομένα σας παραμένουν δικά σας και τα συστήματά σας μπορούν να επικοινωνούν μεταξύ τους.</w:t>
+        <w:t>Επτά απλοί μηχανισμοί, ένας στόχος: τα δεδομένα παραμένουν υπό τον έλεγχο του δήμου και τα συστήματα συνεργάζονται.</w:t>
       </w:r>
     </w:p>
     <w:p>
@@ -1456,7 +1456,7 @@
           <w:color w:val="003399"/>
           <w:sz w:val="36"/>
         </w:rPr>
-        <w:t>MIM0 · Μπορούμε να εξάγουμε τα δεδομένα μας;</w:t>
+        <w:t>MIM0 · Μπορούμε να εξαγάγουμε τα δεδομένα μας;</w:t>
       </w:r>
     </w:p>
     <w:p>
@@ -1592,7 +1592,7 @@
           <w:color w:val="5A5A6E"/>
           <w:sz w:val="18"/>
         </w:rPr>
-        <w:t xml:space="preserve">Οποιοσδήποτε προγραμματιστής μπορεί να συνδεθεί χωρίς αμειβόμενο «εργαστήριο ενοποίησης».   </w:t>
+        <w:t xml:space="preserve">Οποιοσδήποτε προγραμματιστής μπορεί να συνδεθεί χωρίς επί πληρωμή «εργαστήριο ολοκλήρωσης συστημάτων».   </w:t>
       </w:r>
       <w:r>
         <w:rPr>
@@ -1700,7 +1700,7 @@
           <w:color w:val="5A5A6E"/>
           <w:sz w:val="18"/>
         </w:rPr>
-        <w:t xml:space="preserve">Οι πίνακες οργάνων πραγματικού χρόνου και οι ειδοποιήσεις γίνονται εφικτά και οικονομικά.   </w:t>
+        <w:t xml:space="preserve">Οι πίνακες ελέγχου πραγματικού χρόνου και οι ειδοποιήσεις καθίστανται εφικτοί και οικονομικοί.   </w:t>
       </w:r>
       <w:r>
         <w:rPr>
@@ -1945,7 +1945,7 @@
                 <w:i w:val="0"/>
                 <w:sz w:val="18"/>
               </w:rPr>
-              <w:t>Χρέωση ανά αίτημα για τα δεδομένα του ίδιου του δήμου (βλ. ρήτρα «Χωρίς τέλη ανά θέση εργασίας / ανά αίτημα»).</w:t>
+              <w:t>Χρέωση ανά αίτημα για τα δεδομένα του ίδιου του δήμου (βλ. τη ρήτρα «Χωρίς τέλη για τα δεδομένα του δήμου»).</w:t>
             </w:r>
           </w:p>
         </w:tc>
@@ -2480,7 +2480,7 @@
               <w:br/>
               <w:t>Τα API ΠΡΕΠΕΙ να κοινοποιούν τη χρονοσφραγίδα της επόμενης αναμενόμενης ενημέρωσης</w:t>
               <w:br/>
-              <w:t>Τα API ΠΡΕΠΕΙ να υποστηρίζουν ρητή έκδοση των τελικών σημείων (endpoints)</w:t>
+              <w:t>Τα API ΠΡΕΠΕΙ να υποστηρίζουν ρητή διαχείριση εκδόσεων των endpoints</w:t>
               <w:br/>
               <w:t>Τα API ΠΡΕΠΕΙ να παρέχουν παραδείγματα ωφέλιμου φορτίου ή δοκιμαστικά ερωτήματα</w:t>
               <w:br/>
@@ -2829,7 +2829,7 @@
           <w:color w:val="003399"/>
           <w:sz w:val="36"/>
         </w:rPr>
-        <w:t>MIM1 · Έχει κάθε οντότητα ένα όνομα που διαρκεί;</w:t>
+        <w:t>MIM1 · Έχει κάθε οντότητα ένα όνομα με διάρκεια στον χρόνο;</w:t>
       </w:r>
     </w:p>
     <w:p>
@@ -3019,7 +3019,7 @@
           <w:color w:val="5A5A6E"/>
           <w:sz w:val="18"/>
         </w:rPr>
-        <w:t xml:space="preserve">Το κτίριο στο GIS και το κτίριο στο ενεργειακό σύστημα αποδεικνύονται ότι είναι το ίδιο κτίριο.   </w:t>
+        <w:t xml:space="preserve">Το κτίριο στο GIS και το κτίριο στο σύστημα ενέργειας αποδεικνύεται ότι ταυτίζονται.   </w:t>
       </w:r>
       <w:r>
         <w:rPr>
@@ -3059,7 +3059,7 @@
           <w:i w:val="0"/>
           <w:sz w:val="20"/>
         </w:rPr>
-        <w:t>Τα αναγνωριστικά δεν ενσωματώνουν εσωτερικά στοιχεία του προμηθευτή (αναγνωριστικά γραμμών βάσης δεδομένων, ονόματα διακομιστών).</w:t>
+        <w:t>Τα αναγνωριστικά δεν ενσωματώνουν εσωτερικά στοιχεία του αναδόχου (αναγνωριστικά γραμμών βάσης δεδομένων, ονόματα διακομιστών).</w:t>
       </w:r>
     </w:p>
     <w:p>
@@ -3767,7 +3767,7 @@
                 <w:color w:val="003399"/>
                 <w:sz w:val="16"/>
               </w:rPr>
-              <w:t>Οι οντότητες μπορούν να αναφέρονται και να ανακτώνται μέσω παραπομπής</w:t>
+              <w:t>Οι οντότητες μπορούν να συσχετίζονται και να επιλύονται μέσω παραπομπής</w:t>
             </w:r>
           </w:p>
         </w:tc>
@@ -3968,7 +3968,7 @@
                 <w:i w:val="0"/>
                 <w:sz w:val="16"/>
               </w:rPr>
-              <w:t>Το IRI αντιμετωπίζεται ως το κανονικό αναγνωριστικό σε όλα τα κατάντη συστήματα· οι υλοποιήσεις ΔΕΝ ΠΡΕΠΕΙ να δημιουργούν IRI που ενσωματώνουν ευμετάβλητες λεπτομέρειες υλοποίησης, όπως αναγνωριστικά γραμμών βάσης δεδομένων ή ονόματα κεντρικών υπολογιστών (hostnames).</w:t>
+              <w:t>Το IRI αντιμετωπίζεται ως το κανονικό αναγνωριστικό σε όλα τα επακόλουθα συστήματα (downstream systems)· οι υλοποιήσεις ΔΕΝ ΠΡΕΠΕΙ να δημιουργούν IRI που ενσωματώνουν ευμετάβλητες λεπτομέρειες υλοποίησης, όπως αναγνωριστικά γραμμών βάσης δεδομένων ή ονόματα κεντρικών υπολογιστών (hostnames).</w:t>
             </w:r>
           </w:p>
         </w:tc>
@@ -4206,7 +4206,7 @@
           <w:i w:val="0"/>
           <w:sz w:val="20"/>
         </w:rPr>
-        <w:t>Οι επεκτάσεις παραδίδονται ως τεκμηριωμένα προφίλ/προσθήκες πάνω στο πρότυπο μοντέλο — ποτέ ως τροποποιημένη ιδιωτική διακλάδωση (fork).</w:t>
+        <w:t>Οι επεκτάσεις παραδίδονται ως τεκμηριωμένα προφίλ/προσθήκες πάνω στο πρότυπο μοντέλο — ποτέ ως τροποποιημένο ιδιωτικό fork.</w:t>
       </w:r>
     </w:p>
     <w:p>
@@ -4569,7 +4569,7 @@
                 <w:i w:val="0"/>
                 <w:sz w:val="16"/>
               </w:rPr>
-              <w:t>Τα μοντέλα δεδομένων που χρησιμοποιούνται για όλες τις οντότητες σε οποιαδήποτε πηγή δεδομένων πρέπει να καθίστανται ρητά. Πρέπει να είναι καλά τεκμηριωμένα και να διαθέτουν περιγραφικά μεταδεδομένα, όπου οι χρησιμοποιούμενοι όροι πρέπει να είναι σημασιολογικά σαφείς. Για χαρακτηριστικά που σχετίζονται με μονάδες μέτρησης, μορφές ώρας κ.λπ., οι μονάδες, οι μορφές κ.λπ. που χρησιμοποιούνται πρέπει να καθίστανται ρητές. Τα μοντέλα δεδομένων ΠΡΕΠΕΙ να καταλογογραφούνται ώστε να είναι εύκολα ανευρέσιμα.</w:t>
+              <w:t>Τα μοντέλα δεδομένων που χρησιμοποιούνται για όλες τις οντότητες σε οποιαδήποτε πηγή δεδομένων πρέπει να καθίστανται ρητά. Πρέπει να είναι καλά τεκμηριωμένα και να διαθέτουν περιγραφικά μεταδεδομένα, όπου οι χρησιμοποιούμενοι όροι πρέπει να είναι σημασιολογικά σαφείς. Για χαρακτηριστικά που σχετίζονται με μονάδες μέτρησης, μορφές ώρας κ.λπ., οι μονάδες, οι μορφές κ.λπ. που χρησιμοποιούνται πρέπει να καθίστανται ρητές. Τα μοντέλα δεδομένων πρέπει να καταλογογραφούνται ώστε να είναι εύκολα ανευρέσιμα.</w:t>
             </w:r>
           </w:p>
         </w:tc>
@@ -4818,7 +4818,7 @@
                 <w:i w:val="0"/>
                 <w:sz w:val="16"/>
               </w:rPr>
-              <w:t>Ένα κοινό μοντέλο δεδομένων για κάθε βασική οντότητα ΠΡΕΠΕΙ να αναπτύσσεται για κάθε οικοσύστημα δεδομένων. Αυτό το κοινό μοντέλο δεδομένων ΠΡΕΠΕΙ να περιέχει όλα τα πεδία που περιλαμβάνονται στα διάφορα μοντέλα δεδομένων για τη συγκεκριμένη οντότητα τα οποία χρησιμοποιούνται εντός αυτού του οικοσυστήματος δεδομένων. Κάθε διαφορετικό μοντέλο δεδομένων που χρησιμοποιείται εντός αυτού του οικοσυστήματος δεδομένων θα μπορούσε στη συνέχεια να μετασχηματιστεί στο κοινό μοντέλο δεδομένων.</w:t>
+              <w:t>Ένα κοινό μοντέλο δεδομένων για κάθε βασική οντότητα πρέπει να αναπτύσσεται για κάθε οικοσύστημα δεδομένων. Αυτό το κοινό μοντέλο δεδομένων πρέπει να περιέχει όλα τα πεδία που περιλαμβάνονται στα διάφορα μοντέλα δεδομένων για τη συγκεκριμένη οντότητα τα οποία χρησιμοποιούνται εντός αυτού του οικοσυστήματος δεδομένων. Κάθε διαφορετικό μοντέλο δεδομένων που χρησιμοποιείται εντός αυτού του οικοσυστήματος δεδομένων θα μπορούσε στη συνέχεια να μετασχηματιστεί στο κοινό μοντέλο δεδομένων.</w:t>
             </w:r>
           </w:p>
         </w:tc>
@@ -4969,7 +4969,7 @@
                 <w:i w:val="0"/>
                 <w:sz w:val="16"/>
               </w:rPr>
-              <w:t>Η τεκμηρίωση του μορφοτύπου μεταφοράς δεδομένων ΠΡΕΠΕΙ να είναι επαρκής ώστε να επιτρέπει τη δημιουργία μη ιδιοκτησιακής εφαρμογής ή διερμηνέα που να είναι σε θέση να ανακατασκευάσει όλα τα δεδομένα που αποθηκεύονται σε έναν τέτοιο μορφότυπο δεδομένων.</w:t>
+              <w:t>Η τεκμηρίωση του μορφοτύπου μεταφοράς δεδομένων θα πρέπει να είναι επαρκής ώστε να επιτρέπει τη δημιουργία μη ιδιοταγούς εφαρμογής ή προγράμματος διερμηνείας που να είναι σε θέση να ανακατασκευάσει όλα τα δεδομένα που αποθηκεύονται σε έναν τέτοιο μορφότυπο δεδομένων.</w:t>
             </w:r>
           </w:p>
         </w:tc>
@@ -4985,7 +4985,7 @@
                 <w:color w:val="5A5A6E"/>
                 <w:sz w:val="16"/>
               </w:rPr>
-              <w:t>The documentation of the data transport format should be sufficient to allow the creation of non-proprietary application or interpretor that is able to reconstruct all the data stored in such a data format.</w:t>
+              <w:t>The documentation of the data transport format should be sufficient to allow the creation of non-proprietary application or interpretor [sic] that is able to reconstruct all the data stored in such a data format.</w:t>
             </w:r>
           </w:p>
         </w:tc>
@@ -5067,7 +5067,7 @@
                 <w:i w:val="0"/>
                 <w:sz w:val="16"/>
               </w:rPr>
-              <w:t>Η αναπαράσταση ΠΡΕΠΕΙ να υποστηρίζει επικύρωση χρησιμοποιώντας ανοικτά δημοσιευμένα σχήματα, γραμματικές ή ισοδύναμους μηχαναγνώσιμους περιορισμούς, όπου υπάρχουν τέτοιοι μηχανισμοί επικύρωσης για τον επιλεγμένο μορφότυπο.</w:t>
+              <w:t>Η αναπαράσταση πρέπει να υποστηρίζει επικύρωση χρησιμοποιώντας ανοικτά δημοσιευμένα σχήματα, γραμματικές ή ισοδύναμους μηχαναγνώσιμους περιορισμούς, όπου υπάρχουν τέτοιοι μηχανισμοί επικύρωσης για τον επιλεγμένο μορφότυπο.</w:t>
             </w:r>
           </w:p>
         </w:tc>
@@ -5218,7 +5218,7 @@
                 <w:i w:val="0"/>
                 <w:sz w:val="16"/>
               </w:rPr>
-              <w:t>Οι εξειδικεύσεις ή επεκτάσεις που εισάγονται στο Προφίλ Εφαρμογής του μοντέλου ΠΡΕΠΕΙ να είναι καλά τεκμηριωμένες, ανεξάρτητα από το βασικό μοντέλο δεδομένων</w:t>
+              <w:t>Οι εξειδικεύσεις ή επεκτάσεις που εισάγονται στο Προφίλ Εφαρμογής του μοντέλου πρέπει να είναι καλά τεκμηριωμένες, ανεξάρτητα από το βασικό μοντέλο δεδομένων</w:t>
             </w:r>
           </w:p>
         </w:tc>
@@ -5317,7 +5317,7 @@
           <w:i w:val="0"/>
           <w:sz w:val="20"/>
         </w:rPr>
-        <w:t>Δεν μπορούν να δημοσιεύονται απλώς όλα τα δεδομένα της πόλης: ορισμένα είναι εμπορικά, άλλα ευαίσθητα. Το MIM3 αφορά την ασφαλή κοινοχρησία των υπολοίπων: έναν κατάλογο με δυνατότητα αναζήτησης, άδειες βάσει προτύπων αντί για εξειδικευμένους νομικούς όρους, και κανόνες διακυβέρνησης αναγνώσιμους από όλους. Η προδιαγραφή διατυπώνει σχεδόν ολόκληρο το MIM3 ως σύσταση (βλ. σελ. 3).</w:t>
+        <w:t>Δεν μπορούν να δημοσιεύονται απλώς όλα τα δεδομένα της πόλης: ορισμένα είναι εμπορικά, άλλα ευαίσθητα. Το MIM3 αφορά την ασφαλή κοινοχρησία των υπολοίπων: έναν κατάλογο με δυνατότητα αναζήτησης, άδειες βάσει προτύπων αντί για ειδικά συνταγμένα νομικά κείμενα, και κανόνες διακυβέρνησης αναγνώσιμους από όλους. Η προδιαγραφή διατυπώνει σχεδόν ολόκληρο το MIM3 ως σύσταση (βλ. σελ. 3).</w:t>
       </w:r>
     </w:p>
     <w:p>
@@ -5402,7 +5402,7 @@
           <w:i w:val="0"/>
           <w:sz w:val="20"/>
         </w:rPr>
-        <w:t>Οι όροι και οι άδειες χρήσης δεδομένων προέρχονται από γνωστά πρότυπα (π.χ. ανοικτές άδειες, τυποποιημένες συμφωνίες κοινοχρησίας δεδομένων), όχι από εξειδικευμένους νομικούς όρους ανά σύνολο δεδομένων.</w:t>
+        <w:t>Οι όροι και οι άδειες χρήσης δεδομένων προέρχονται από γνωστά πρότυπα (π.χ. ανοικτές άδειες, τυποποιημένες συμφωνίες κοινοχρησίας δεδομένων), όχι από ειδικά συνταγμένα νομικά κείμενα ανά σύνολο δεδομένων.</w:t>
       </w:r>
     </w:p>
     <w:p>
@@ -5416,7 +5416,7 @@
           <w:color w:val="5A5A6E"/>
           <w:sz w:val="18"/>
         </w:rPr>
-        <w:t xml:space="preserve">Οι συμφωνίες κλιμακώνονται εύκολα· οι νομικοί δεν γίνονται σημείο συμφόρησης.   </w:t>
+        <w:t xml:space="preserve">Οι συμφωνίες κλιμακώνονται χωρίς νομικό έλεγχο ανά περίπτωση.   </w:t>
       </w:r>
       <w:r>
         <w:rPr>
@@ -5617,7 +5617,7 @@
                 <w:i w:val="0"/>
                 <w:sz w:val="18"/>
               </w:rPr>
-              <w:t>Ο προμηθευτής διεκδικεί δικαιώματα επί των δεδομένων του δήμου (βλ. ρήτρα «Κυριότητα δεδομένων»).</w:t>
+              <w:t>Ο προμηθευτής διεκδικεί δικαιώματα επί των δεδομένων του δήμου (βλ. τη ρήτρα «Δικαιώματα επί των δεδομένων»).</w:t>
             </w:r>
           </w:p>
           <w:p>
@@ -5765,7 +5765,7 @@
                 <w:i w:val="0"/>
                 <w:sz w:val="16"/>
               </w:rPr>
-              <w:t>Ο ενορχηστρωτής ενός οικοσυστήματος δεδομένων ΠΡΕΠΕΙ να είναι σε θέση να ορίζει ένα μοντέλο διακυβέρνησης (π.χ. ένα εγχειρίδιο κανόνων) που περιγράφει τους κανόνες συμμετοχής, τους ρόλους, τις ευθύνες και τις υποχρεώσεις των συμμετεχόντων στο οικοσύστημα, καθώς και τις γενικές αρχές που διέπουν την ανταλλαγή δεδομένων μεταξύ τους.</w:t>
+              <w:t>Ο ενορχηστρωτής ενός οικοσυστήματος δεδομένων πρέπει να είναι σε θέση να ορίζει ένα μοντέλο διακυβέρνησης (π.χ. ένα εγχειρίδιο κανόνων) που περιγράφει τους κανόνες συμμετοχής, τους ρόλους, τις ευθύνες και τις υποχρεώσεις των συμμετεχόντων στο οικοσύστημα, καθώς και τις γενικές αρχές που διέπουν την ανταλλαγή δεδομένων μεταξύ τους.</w:t>
             </w:r>
           </w:p>
         </w:tc>
@@ -5814,7 +5814,7 @@
                 <w:i w:val="0"/>
                 <w:sz w:val="16"/>
               </w:rPr>
-              <w:t>Τα μέλη που συμμετέχουν σε ένα οικοσύστημα δεδομένων ΠΡΕΠΕΙ να γνωρίζουν το μοντέλο διακυβέρνησής του και τυχόν αλλαγές που πραγματοποιούνται σε αυτό.</w:t>
+              <w:t>Τα μέλη που συμμετέχουν σε ένα οικοσύστημα δεδομένων πρέπει να γνωρίζουν το μοντέλο διακυβέρνησής του και τυχόν αλλαγές που πραγματοποιούνται σε αυτό.</w:t>
             </w:r>
           </w:p>
         </w:tc>
@@ -5863,7 +5863,7 @@
                 <w:i w:val="0"/>
                 <w:sz w:val="16"/>
               </w:rPr>
-              <w:t>Το μοντέλο διακυβέρνησης ΠΡΕΠΕΙ να είναι εύκολα κατανοητό από όλους τους συμμετέχοντες στο οικοσύστημα.</w:t>
+              <w:t>Το μοντέλο διακυβέρνησης πρέπει να είναι εύκολα κατανοητό από όλους τους συμμετέχοντες στο οικοσύστημα.</w:t>
             </w:r>
           </w:p>
         </w:tc>
@@ -5965,7 +5965,7 @@
                 <w:i w:val="0"/>
                 <w:sz w:val="16"/>
               </w:rPr>
-              <w:t>Οι πάροχοι δεδομένων είναι ελεύθεροι να ορίζουν τους όρους και τις προϋποθέσεις υπό τις οποίες επιθυμούν να ανταλλάσσονται τα δεδομένα τους. (Σημείωση: Πριν από την κοινοχρησία στοιχείων δεδομένων, οι πάροχοι δεδομένων ΠΡΕΠΕΙ να διασφαλίζουν ότι έχουν επαρκή άδεια από τους κατόχους των δεδομένων.)</w:t>
+              <w:t>Οι πάροχοι δεδομένων είναι ελεύθεροι να ορίζουν τους όρους και τις προϋποθέσεις υπό τις οποίες επιθυμούν να ανταλλάσσονται τα δεδομένα τους. (Σημείωση: Πριν από την κοινοχρησία στοιχείων δεδομένων, οι πάροχοι δεδομένων πρέπει να διασφαλίζουν ότι έχουν επαρκή άδεια από τους κατόχους των δεδομένων.)</w:t>
             </w:r>
           </w:p>
         </w:tc>
@@ -6014,7 +6014,7 @@
                 <w:i w:val="0"/>
                 <w:sz w:val="16"/>
               </w:rPr>
-              <w:t>Οι όροι και οι προϋποθέσεις για μια ανταλλαγή δεδομένων ΠΡΕΠΕΙ να περιγράφονται με σαφήνεια και χωρίς αμφισημίες, ώστε να είναι εύκολα κατανοητοί από τους χρήστες δεδομένων.</w:t>
+              <w:t>Οι όροι και οι προϋποθέσεις για μια ανταλλαγή δεδομένων πρέπει να περιγράφονται με σαφήνεια και χωρίς αμφισημίες, ώστε να είναι εύκολα κατανοητοί από τους χρήστες δεδομένων.</w:t>
             </w:r>
           </w:p>
         </w:tc>
@@ -6063,7 +6063,7 @@
                 <w:i w:val="0"/>
                 <w:sz w:val="16"/>
               </w:rPr>
-              <w:t>Οι όροι και οι προϋποθέσεις για μια ανταλλαγή δεδομένων ΠΡΕΠΕΙ να εκφράζονται μέσω αδειών δεδομένων ή συμφωνιών κοινοχρησίας δεδομένων που βασίζονται σε σαφώς καθορισμένα πρότυπα ή υποδείγματα.</w:t>
+              <w:t>Οι όροι και οι προϋποθέσεις για μια ανταλλαγή δεδομένων πρέπει να εκφράζονται μέσω αδειών δεδομένων ή συμφωνιών κοινοχρησίας δεδομένων που βασίζονται σε σαφώς καθορισμένα πρότυπα ή υποδείγματα.</w:t>
             </w:r>
           </w:p>
         </w:tc>
@@ -6112,7 +6112,7 @@
                 <w:i w:val="0"/>
                 <w:sz w:val="16"/>
               </w:rPr>
-              <w:t>Οι όροι και οι προϋποθέσεις ΠΡΕΠΕΙ να ευθυγραμμίζονται με το γενικό μοντέλο διακυβέρνησης του οικοσυστήματος δεδομένων και ΔΕΝ ΠΡΕΠΕΙ να έρχονται σε σύγκρουση με αυτό. (Σημείωση: Ένας πάροχος δεδομένων ΜΠΟΡΕΙ να αποφασίσει να μη συμμετάσχει σε ένα οικοσύστημα δεδομένων εάν το υποκείμενο μοντέλο διακυβέρνησης είναι υπερβολικά περιοριστικό ή υπερβολικά ανεκτικό.)</w:t>
+              <w:t>Οι όροι και οι προϋποθέσεις πρέπει να ευθυγραμμίζονται με το γενικό μοντέλο διακυβέρνησης του οικοσυστήματος δεδομένων και δεν πρέπει να έρχονται σε σύγκρουση με αυτό. (Σημείωση: Ένας πάροχος δεδομένων μπορεί να αποφασίσει να μη συμμετάσχει σε ένα οικοσύστημα δεδομένων εάν το υποκείμενο μοντέλο διακυβέρνησης είναι υπερβολικά περιοριστικό ή υπερβολικά ανεκτικό.)</w:t>
             </w:r>
           </w:p>
         </w:tc>
@@ -6214,7 +6214,7 @@
                 <w:i w:val="0"/>
                 <w:sz w:val="16"/>
               </w:rPr>
-              <w:t>Ο ενορχηστρωτής ενός οικοσυστήματος δεδομένων ΠΡΕΠΕΙ να είναι σε θέση να εξακριβώνει τη συμμόρφωση των συμμετεχόντων του με το υποκείμενο μοντέλο διακυβέρνησης.</w:t>
+              <w:t>Ο ενορχηστρωτής ενός οικοσυστήματος δεδομένων πρέπει να είναι σε θέση να εξακριβώνει τη συμμόρφωση των συμμετεχόντων του με το υποκείμενο μοντέλο διακυβέρνησης.</w:t>
             </w:r>
           </w:p>
         </w:tc>
@@ -6263,7 +6263,7 @@
                 <w:i w:val="0"/>
                 <w:sz w:val="16"/>
               </w:rPr>
-              <w:t>Οι πάροχοι δεδομένων ΠΡΕΠΕΙ να είναι σε θέση να εξακριβώνουν ότι η χρήση των δεδομένων από έναν χρήστη δεδομένων συμμορφώνεται με τους προηγουμένως συμφωνηθέντες όρους και προϋποθέσεις.</w:t>
+              <w:t>Οι πάροχοι δεδομένων πρέπει να είναι σε θέση να εξακριβώνουν ότι η χρήση των δεδομένων από έναν χρήστη δεδομένων συμμορφώνεται με τους προηγουμένως συμφωνηθέντες όρους και προϋποθέσεις.</w:t>
             </w:r>
           </w:p>
         </w:tc>
@@ -6312,7 +6312,7 @@
                 <w:i w:val="0"/>
                 <w:sz w:val="16"/>
               </w:rPr>
-              <w:t>Οι χρήστες δεδομένων ΠΡΕΠΕΙ να είναι σε θέση να εξακριβώνουν ότι η παροχή δεδομένων από τον πάροχο δεδομένων ακολουθεί τους προηγουμένως συμφωνηθέντες όρους και προϋποθέσεις.</w:t>
+              <w:t>Οι χρήστες δεδομένων πρέπει να είναι σε θέση να εξακριβώνουν ότι η παροχή δεδομένων από τον πάροχο δεδομένων ακολουθεί τους προηγουμένως συμφωνηθέντες όρους και προϋποθέσεις.</w:t>
             </w:r>
           </w:p>
         </w:tc>
@@ -6414,7 +6414,7 @@
                 <w:i w:val="0"/>
                 <w:sz w:val="16"/>
               </w:rPr>
-              <w:t>Οι χρήστες δεδομένων ΠΡΕΠΕΙ να είναι σε θέση να ανακαλύπτουν ποια δεδομένα είναι διαθέσιμα σε ένα οικοσύστημα κοινοχρησίας δεδομένων χωρίς προηγούμενη γνώση αυτών.</w:t>
+              <w:t>Οι χρήστες δεδομένων πρέπει να είναι σε θέση να ανακαλύπτουν ποια δεδομένα είναι διαθέσιμα σε ένα οικοσύστημα κοινοχρησίας δεδομένων χωρίς προηγούμενη γνώση αυτών.</w:t>
             </w:r>
           </w:p>
         </w:tc>
@@ -6463,7 +6463,7 @@
                 <w:i w:val="0"/>
                 <w:sz w:val="16"/>
               </w:rPr>
-              <w:t>Τα στοιχεία δεδομένων ΠΡΕΠΕΙ να περιγράφονται επαρκώς με μεταδεδομένα, ώστε οι χρήστες δεδομένων να ΜΠΟΡΟΥΝ να λαμβάνουν αξιόπιστες αποφάσεις σχετικά με την περαιτέρω σκοπούμενη χρήση τους.</w:t>
+              <w:t>Τα στοιχεία δεδομένων πρέπει να περιγράφονται επαρκώς με μεταδεδομένα, ώστε οι χρήστες δεδομένων να μπορούν να λαμβάνουν αξιόπιστες αποφάσεις σχετικά με την περαιτέρω σκοπούμενη χρήση τους.</w:t>
             </w:r>
           </w:p>
         </w:tc>
@@ -6512,7 +6512,7 @@
                 <w:i w:val="0"/>
                 <w:sz w:val="16"/>
               </w:rPr>
-              <w:t>Τα μεταδεδομένα που χρησιμοποιούνται για την περιγραφή στοιχείων δεδομένων ΠΡΕΠΕΙ να βασίζονται σε σαφώς καθορισμένους, εύκολα κατανοητούς μορφοτύπους περιγραφής που είναι τόσο αναγνώσιμοι από ανθρώπους όσο και μηχαναγνώσιμοι.</w:t>
+              <w:t>Τα μεταδεδομένα που χρησιμοποιούνται για την περιγραφή στοιχείων δεδομένων πρέπει να βασίζονται σε σαφώς καθορισμένους, εύκολα κατανοητούς μορφοτύπους περιγραφής που είναι τόσο αναγνώσιμοι από ανθρώπους όσο και μηχαναγνώσιμοι.</w:t>
             </w:r>
           </w:p>
         </w:tc>
@@ -6614,7 +6614,7 @@
                 <w:i w:val="0"/>
                 <w:sz w:val="16"/>
               </w:rPr>
-              <w:t>Οι συμμετέχοντες στο οικοσύστημα (π.χ. χρήστες και πάροχοι δεδομένων) ΠΡΕΠΕΙ να είναι σε θέση να ανακαλύπτουν ο ένας τον άλλον εντός ενός οικοσυστήματος κοινοχρησίας δεδομένων.</w:t>
+              <w:t>Οι συμμετέχοντες στο οικοσύστημα (π.χ. χρήστες και πάροχοι δεδομένων) πρέπει να είναι σε θέση να ανακαλύπτουν ο ένας τον άλλον εντός ενός οικοσυστήματος κοινοχρησίας δεδομένων.</w:t>
             </w:r>
           </w:p>
         </w:tc>
@@ -6663,7 +6663,7 @@
                 <w:i w:val="0"/>
                 <w:sz w:val="16"/>
               </w:rPr>
-              <w:t>Επαρκή μεταδεδομένα για κάθε συμμετέχοντα στο οικοσύστημα ΠΡΕΠΕΙ να είναι διαθέσιμα για την εξακρίβωση της αξιοπιστίας τους που είναι σχετική με την ανταλλαγή δεδομένων.</w:t>
+              <w:t>Επαρκή μεταδεδομένα για κάθε συμμετέχοντα στο οικοσύστημα πρέπει να είναι διαθέσιμα για την εξακρίβωση της αξιοπιστίας τους που είναι σχετική με την ανταλλαγή δεδομένων.</w:t>
             </w:r>
           </w:p>
         </w:tc>
@@ -6712,7 +6712,7 @@
                 <w:i w:val="0"/>
                 <w:sz w:val="16"/>
               </w:rPr>
-              <w:t>Οι πάροχοι δεδομένων ΠΡΕΠΕΙ να είναι σε θέση να ταυτοποιούν αξιόπιστα τους χρήστες δεδομένων που επιθυμούν να αποκτήσουν πρόσβαση στα στοιχεία δεδομένων τους και να επαληθεύουν τα μεταδεδομένα τους πριν από τη χορήγηση πρόσβασης.</w:t>
+              <w:t>Οι πάροχοι δεδομένων πρέπει να είναι σε θέση να ταυτοποιούν αξιόπιστα τους χρήστες δεδομένων που επιθυμούν να αποκτήσουν πρόσβαση στα στοιχεία δεδομένων τους και να επαληθεύουν τα μεταδεδομένα τους πριν από τη χορήγηση πρόσβασης.</w:t>
             </w:r>
           </w:p>
         </w:tc>
@@ -6761,7 +6761,7 @@
                 <w:i w:val="0"/>
                 <w:sz w:val="16"/>
               </w:rPr>
-              <w:t>Οι χρήστες δεδομένων ΠΡΕΠΕΙ να είναι σε θέση να ταυτοποιούν τους παρόχους δεδομένων που κοινοποιούν δεδομένα σε ένα οικοσύστημα δεδομένων πριν από την πρόσβαση ή τη χρήση αυτών των δεδομένων.</w:t>
+              <w:t>Οι χρήστες δεδομένων πρέπει να είναι σε θέση να ταυτοποιούν τους παρόχους δεδομένων που κοινοποιούν δεδομένα σε ένα οικοσύστημα δεδομένων πριν από την πρόσβαση ή τη χρήση αυτών των δεδομένων.</w:t>
             </w:r>
           </w:p>
         </w:tc>
@@ -6810,7 +6810,7 @@
                 <w:i w:val="0"/>
                 <w:sz w:val="16"/>
               </w:rPr>
-              <w:t>Οι συμμετέχοντες στο οικοσύστημα ΔΥΝΑΝΤΑΙ επίσης να επιλέξουν να παραμείνουν ανώνυμοι εάν το μοντέλο διακυβέρνησης του οικοσυστήματος κοινοχρησίας δεδομένων το επιτρέπει. Σε αυτήν την περίπτωση, τα RC5.1 έως RC5.4 ΜΠΟΡΟΥΝ να αγνοηθούν.</w:t>
+              <w:t>Οι συμμετέχοντες στο οικοσύστημα δύνανται επίσης να επιλέξουν να παραμείνουν ανώνυμοι εάν το μοντέλο διακυβέρνησης του οικοσυστήματος κοινοχρησίας δεδομένων το επιτρέπει. Σε αυτήν την περίπτωση, τα RC5.1 έως RC5.4 μπορούν να αγνοηθούν.</w:t>
             </w:r>
           </w:p>
         </w:tc>
@@ -6912,7 +6912,7 @@
                 <w:i w:val="0"/>
                 <w:sz w:val="16"/>
               </w:rPr>
-              <w:t>Οι χρήστες και οι πάροχοι δεδομένων ΠΡΕΠΕΙ να είναι σε θέση να συμφωνούν για μια ανταλλαγή δεδομένων και τους όρους και τις προϋποθέσεις που σχετίζονται με αυτήν (π.χ. αποδοχή όρων, νομική υπογραφή συμφωνίας ή διαπραγμάτευση).</w:t>
+              <w:t>Οι χρήστες και οι πάροχοι δεδομένων πρέπει να είναι σε θέση να συμφωνούν για μια ανταλλαγή δεδομένων και τους όρους και τις προϋποθέσεις που σχετίζονται με αυτήν (π.χ. αποδοχή όρων, νομική υπογραφή συμφωνίας ή διαπραγμάτευση).</w:t>
             </w:r>
           </w:p>
         </w:tc>
@@ -6961,7 +6961,7 @@
                 <w:i w:val="0"/>
                 <w:sz w:val="16"/>
               </w:rPr>
-              <w:t>Οι χρήστες και οι πάροχοι δεδομένων ΠΡΕΠΕΙ να είναι σε θέση να τερματίζουν μια προηγουμένως συμφωνηθείσα ανταλλαγή δεδομένων σύμφωνα με τους όρους και τις προϋποθέσεις που σχετίζονται με αυτήν.</w:t>
+              <w:t>Οι χρήστες και οι πάροχοι δεδομένων πρέπει να είναι σε θέση να τερματίζουν μια προηγουμένως συμφωνηθείσα ανταλλαγή δεδομένων σύμφωνα με τους όρους και τις προϋποθέσεις που σχετίζονται με αυτήν.</w:t>
             </w:r>
           </w:p>
         </w:tc>
@@ -7010,7 +7010,7 @@
                 <w:i w:val="0"/>
                 <w:sz w:val="16"/>
               </w:rPr>
-              <w:t>Όπου είναι δυνατόν, ηλεκτρονικά μέσα για τη συμφωνία και τον τερματισμό μιας ανταλλαγής δεδομένων ΔΥΝΑΤΑΙ να παρέχονται.</w:t>
+              <w:t>Όπου είναι δυνατόν, ηλεκτρονικά μέσα για τη συμφωνία και τον τερματισμό μιας ανταλλαγής δεδομένων δύναται να παρέχονται.</w:t>
             </w:r>
           </w:p>
         </w:tc>
@@ -7112,7 +7112,7 @@
                 <w:i w:val="0"/>
                 <w:sz w:val="16"/>
               </w:rPr>
-              <w:t>Οι χρήστες δεδομένων ΠΡΕΠΕΙ να είναι σε θέση να εκφράζουν το ενδιαφέρον τους για στοιχεία δεδομένων που δεν είναι επί του παρόντος διαθέσιμα στο οικοσύστημα κοινοχρησίας δεδομένων.</w:t>
+              <w:t>Οι χρήστες δεδομένων πρέπει να είναι σε θέση να εκφράζουν το ενδιαφέρον τους για στοιχεία δεδομένων που δεν είναι επί του παρόντος διαθέσιμα στο οικοσύστημα κοινοχρησίας δεδομένων.</w:t>
             </w:r>
           </w:p>
         </w:tc>
@@ -7161,7 +7161,7 @@
                 <w:i w:val="0"/>
                 <w:sz w:val="16"/>
               </w:rPr>
-              <w:t>Οι πάροχοι δεδομένων ΠΡΕΠΕΙ να είναι σε θέση να λαμβάνουν αιτήματα που υποβάλλονται από χρήστες δεδομένων για νέα στοιχεία δεδομένων.</w:t>
+              <w:t>Οι πάροχοι δεδομένων πρέπει να είναι σε θέση να λαμβάνουν αιτήματα που υποβάλλονται από χρήστες δεδομένων για νέα στοιχεία δεδομένων.</w:t>
             </w:r>
           </w:p>
         </w:tc>
@@ -7223,7 +7223,7 @@
           <w:color w:val="003399"/>
           <w:sz w:val="36"/>
         </w:rPr>
-        <w:t>MIM6 · Είναι τα δεδομένα μας ασφαλή κατά τη μεταφορά και τη χρήση;</w:t>
+        <w:t>MIM6 · Είναι τα δεδομένα μας ασφαλή;</w:t>
       </w:r>
     </w:p>
     <w:p>
@@ -7305,7 +7305,7 @@
           <w:color w:val="5A5A6E"/>
           <w:sz w:val="18"/>
         </w:rPr>
-        <w:t xml:space="preserve">Βασική υγιεινή ασφάλειας· η οδηγία NIS2 το απαιτεί επίσης όπου έχει εφαρμογή σε εσάς.   </w:t>
+        <w:t xml:space="preserve">Βασικό μέτρο κυβερνοϋγιεινής (cyber hygiene)· η οδηγία NIS2 το απαιτεί επίσης όπου έχει εφαρμογή σε εσάς.   </w:t>
       </w:r>
       <w:r>
         <w:rPr>
@@ -7467,7 +7467,7 @@
           <w:i w:val="0"/>
           <w:sz w:val="20"/>
         </w:rPr>
-        <w:t>Ο προμηθευτής πρέπει να επιδεικνύει συμμόρφωση με το πρότυπο ISO/IEC 27001:2022 (ή ισοδύναμο) για την υπηρεσία που λειτουργεί.</w:t>
+        <w:t>Ο προσφέρων αποδεικνύει συμμόρφωση με το πρότυπο ISO/IEC 27001:2022 (ή ισοδύναμο) για την υπηρεσία που λειτουργεί.</w:t>
       </w:r>
     </w:p>
     <w:p>
@@ -7586,7 +7586,7 @@
                 <w:i w:val="0"/>
                 <w:sz w:val="18"/>
               </w:rPr>
-              <w:t>Όταν κάτι πάει στραβά, τα αρχεία καταγραφής σάς ενημερώνουν για το τι συνέβη και από ποιον.</w:t>
+              <w:t>Μετά από ένα περιστατικό, τα αρχεία καταγραφής δείχνουν τι συνέβη και ποιος ενήργησε.</w:t>
             </w:r>
           </w:p>
         </w:tc>
@@ -9410,7 +9410,7 @@
                 <w:color w:val="003399"/>
                 <w:sz w:val="16"/>
               </w:rPr>
-              <w:t>Τα Συστήματα Συντεταγμένων Αναφοράς (CRS) μετασχηματίζονται εύκολα σε ένα κοινό CRS</w:t>
+              <w:t>Τα Συστήματα Αναφοράς Συντεταγμένων (CRS) μετασχηματίζονται εύκολα σε ένα κοινό CRS</w:t>
             </w:r>
           </w:p>
         </w:tc>
@@ -9460,7 +9460,7 @@
                 <w:i w:val="0"/>
                 <w:sz w:val="16"/>
               </w:rPr>
-              <w:t>Τα Συστήματα Συντεταγμένων Αναφοράς (CRS) πρέπει να συμμορφώνονται με πρότυπα και πρέπει να παρέχονται πληροφορίες σχετικά με το ποιο πρότυπο (π.χ. EPSG:4326, EPSG:3857) χρησιμοποιείται. Αυτό περιλαμβάνει τον αριθμό EPSG ή τον αριθμό WGS, μαζί με πληροφορίες για οποιαδήποτε παραλλαγή που βασίζεται σε εθνικά συστήματα, όπως το λετονικό LKS-92, ώστε τα δεδομένα να ΜΠΟΡΟΥΝ να μετασχηματιστούν σε ένα κοινό CRS. (Σημείωση: Εντός της ΕΕ, για τα γεωχωρικά δεδομένα απαιτείται η χρήση μεταδεδομένων συμβατών με την οδηγία INSPIRE, συμπεριλαμβανομένων των μεταδεδομένων που απαιτούνται για την περιγραφή των πληροφοριών CRS.)</w:t>
+              <w:t>Τα Συστήματα Συντεταγμένων Αναφοράς (CRS) πρέπει να συμμορφώνονται με πρότυπα και πρέπει να παρέχονται πληροφορίες σχετικά με το ποιο πρότυπο (π.χ. EPSG:4326, EPSG:3857) χρησιμοποιείται. Αυτό περιλαμβάνει τον αριθμό EPSG ή τον αριθμό WGS, μαζί με πληροφορίες για οποιαδήποτε παραλλαγή που βασίζεται σε εθνικά συστήματα, όπως το λετονικό LKS-92, ώστε τα δεδομένα να μπορούν να μετασχηματιστούν σε ένα κοινό CRS. (Σημείωση: Εντός της ΕΕ, για τα γεωχωρικά δεδομένα απαιτείται η χρήση μεταδεδομένων συμβατών με την οδηγία INSPIRE, συμπεριλαμβανομένων των μεταδεδομένων που απαιτούνται για την περιγραφή των πληροφοριών CRS.)</w:t>
             </w:r>
           </w:p>
         </w:tc>
@@ -9698,7 +9698,7 @@
           <w:i w:val="0"/>
           <w:sz w:val="20"/>
         </w:rPr>
-        <w:t>Τα αποτελέσματα χρησιμοποιούν τυποποιημένους μορφοτύπους (GeoJSON, CityJSON, 3D Tiles, NetCDF…) αξιοποιήσιμους από εργαλεία που δεν προμηθεύεστε από τον συγκεκριμένο προμηθευτή.</w:t>
+        <w:t>Τα αποτελέσματα χρησιμοποιούν τυποποιημένους μορφοτύπους (GeoJSON, CityJSON, 3D Tiles, NetCDF…) αναγνώσιμους από εργαλεία τρίτων.</w:t>
       </w:r>
     </w:p>
     <w:p>
@@ -10110,7 +10110,7 @@
                 <w:i w:val="0"/>
                 <w:sz w:val="16"/>
               </w:rPr>
-              <w:t>Το LDT ΠΡΕΠΕΙ να διακρίνει με σαφήνεια μεταξύ ανεπεξέργαστων δεδομένων πηγής, μετασχηματισμένων δεδομένων έτοιμων για ροή εργασίας, εισόδων μοντέλου και εξόδων μοντέλου.</w:t>
+              <w:t>Το LDT πρέπει να διακρίνει με σαφήνεια μεταξύ ανεπεξέργαστων δεδομένων πηγής, μετασχηματισμένων δεδομένων έτοιμων για ροή εργασίας, εισόδων μοντέλου και εξόδων μοντέλου.</w:t>
             </w:r>
           </w:p>
         </w:tc>
@@ -10314,7 +10314,7 @@
                 <w:i w:val="0"/>
                 <w:sz w:val="16"/>
               </w:rPr>
-              <w:t>Το μοντέλο ΠΡΕΠΕΙ να παρέχει τυποποιημένα μεταδεδομένα μοντέλου, συμπεριλαμβανομένης περιγραφής των μεθόδων και παραμέτρων του, καθώς και παραμέτρων δεδομένων (είτε κατά τιμή είτε κατ' αναφορά). Για τον σκοπό αυτό ΠΡΕΠΕΙ να χρησιμοποιούνται κοινά πρότυπα μεταδεδομένων.</w:t>
+              <w:t>Το μοντέλο πρέπει να παρέχει τυποποιημένα μεταδεδομένα μοντέλου, συμπεριλαμβανομένης περιγραφής των μεθόδων και παραμέτρων του, καθώς και παραμέτρων δεδομένων (είτε κατά τιμή είτε κατ' αναφορά). Για τον σκοπό αυτό πρέπει να χρησιμοποιούνται κοινά πρότυπα μεταδεδομένων.</w:t>
             </w:r>
           </w:p>
         </w:tc>
@@ -10363,7 +10363,7 @@
                 <w:i w:val="0"/>
                 <w:sz w:val="16"/>
               </w:rPr>
-              <w:t>Το μοντέλο πρέπει να εκθέτει ή να είναι κλήσιμο μέσω μιας τεκμηριωμένης διεπαφής, κατά προτίμηση χρησιμοποιώντας ένα γνωστό τυποποιημένο API. Το σύνολο δεδομένων που αποτελεί το αποτέλεσμα του μοντέλου πρέπει να περιγράφεται (σε επίπεδο δεδομένων).</w:t>
+              <w:t>Το μοντέλο πρέπει να διαθέτει ή να είναι προσπελάσιμο μέσω τεκμηριωμένης διεπαφής κλήσης, κατά προτίμηση χρησιμοποιώντας ένα γνωστό τυποποιημένο API. Το σύνολο δεδομένων που αποτελεί το αποτέλεσμα του μοντέλου πρέπει να περιγράφεται (σε επίπεδο δεδομένων).</w:t>
             </w:r>
           </w:p>
         </w:tc>
@@ -10412,7 +10412,7 @@
                 <w:i w:val="0"/>
                 <w:sz w:val="16"/>
               </w:rPr>
-              <w:t>Η αξιόπιστη και ηθική χρήση καινοτόμων μεθόδων (LLM, πρακτορική ΤΝ κ.λπ.) ΠΡΕΠΕΙ να διασφαλίζεται. Η μεροληψία ΠΡΕΠΕΙ να ελαχιστοποιείται κατά περίπτωση. Οι μέθοδοι που χρησιμοποιούνται για την εξασφάλιση αυτού ΠΡΕΠΕΙ να περιγράφονται.</w:t>
+              <w:t>Η αξιόπιστη και ηθική χρήση καινοτόμων μεθόδων (LLM, πρακτορική ΤΝ κ.λπ.) πρέπει να διασφαλίζεται. Η μεροληψία πρέπει να ελαχιστοποιείται κατά περίπτωση. Οι μέθοδοι που χρησιμοποιούνται για την εξασφάλιση αυτού πρέπει να περιγράφονται.</w:t>
             </w:r>
           </w:p>
         </w:tc>
@@ -10461,7 +10461,7 @@
                 <w:i w:val="0"/>
                 <w:sz w:val="16"/>
               </w:rPr>
-              <w:t>Το μοντέλο ΠΡΕΠΕΙ να είναι σε θέση να αποκτά πρόσβαση σε δεδομένα εκ μέρους του τελικού χρήστη ή οργανισμού. Βλ. MIM3</w:t>
+              <w:t>Το μοντέλο πρέπει να είναι σε θέση να αποκτά πρόσβαση σε δεδομένα εκ μέρους του τελικού χρήστη ή οργανισμού. Βλ. MIM3</w:t>
             </w:r>
           </w:p>
         </w:tc>
@@ -10510,7 +10510,7 @@
                 <w:i w:val="0"/>
                 <w:sz w:val="16"/>
               </w:rPr>
-              <w:t>Για τα δεδομένα που θα χρησιμοποιηθούν σε μοντέλα ΤΝ, η προέλευση και η εμπιστοσύνη ΠΡΕΠΕΙ να διασφαλίζονται. Σε ορισμένες περιπτώσεις, μια έγκυρη πηγή, όπως μια κρατική υπηρεσία, ΠΡΕΠΕΙ να αναφέρεται.</w:t>
+              <w:t>Για τα δεδομένα που θα χρησιμοποιηθούν σε μοντέλα ΤΝ, η προέλευση και η εμπιστοσύνη πρέπει να διασφαλίζονται. Σε ορισμένες περιπτώσεις, μια έγκυρη πηγή, όπως μια κρατική υπηρεσία, πρέπει να αναφέρεται.</w:t>
             </w:r>
           </w:p>
         </w:tc>
@@ -10661,7 +10661,7 @@
                 <w:i w:val="0"/>
                 <w:sz w:val="16"/>
               </w:rPr>
-              <w:t>Το LDT συνδέει διαδοχικά τα βήματα της ροής εργασίας, όπου η έξοδος ενός βήματος ΜΠΟΡΕΙ να χρησιμοποιηθεί ως είσοδος για ένα άλλο.</w:t>
+              <w:t>Το LDT συνδέει διαδοχικά τα βήματα της ροής εργασίας, όπου η έξοδος ενός βήματος μπορεί να χρησιμοποιηθεί ως είσοδος για ένα άλλο.</w:t>
             </w:r>
           </w:p>
         </w:tc>
@@ -10759,7 +10759,7 @@
                 <w:i w:val="0"/>
                 <w:sz w:val="16"/>
               </w:rPr>
-              <w:t>Το LDT καταγράφει την προέλευση της ροής εργασίας, συμπεριλαμβανομένων των συνόλων δεδομένων που χρησιμοποιήθηκαν (συμπεριλαμβανομένης έκδοσης, με χρονοσήμανση), των μοντέλων που εκτελέστηκαν, των παραμέτρων που επιλέχθηκαν και των αποτελεσμάτων που παρήχθησαν.</w:t>
+              <w:t>Το LDT καταγράφει την προέλευση της ροής εργασίας, συμπεριλαμβανομένων των συνόλων δεδομένων που χρησιμοποιήθηκαν (συμπεριλαμβανομένης της έκδοσης και της χρονοσήμανσης), των μοντέλων που εκτελέστηκαν, των παραμέτρων που επιλέχθηκαν και των αποτελεσμάτων που παρήχθησαν.</w:t>
             </w:r>
           </w:p>
         </w:tc>
@@ -10861,7 +10861,7 @@
                 <w:i w:val="0"/>
                 <w:sz w:val="16"/>
               </w:rPr>
-              <w:t>Το LDT παρέχει μεταδεδομένα που εξηγούν τι οπτικοποιείται, συμπεριλαμβανομένης χρονοσφραγίδας, χωρικού εύρους, πηγής δεδομένων και υποθέσεων σεναρίων και παραλλαγών, όπου σχετίζεται.</w:t>
+              <w:t>Το LDT παρέχει μεταδεδομένα που εξηγούν τι οπτικοποιείται, συμπεριλαμβανομένης χρονοσήμανσης, χωρικού εύρους, πηγής δεδομένων και παραδοχών σεναρίων και παραλλαγών, κατά περίπτωση.</w:t>
             </w:r>
           </w:p>
         </w:tc>
@@ -11012,7 +11012,7 @@
                 <w:i w:val="0"/>
                 <w:sz w:val="16"/>
               </w:rPr>
-              <w:t>Το LDT ΠΡΕΠΕΙ να τεκμηριώνει ανεπίλυτα σημασιολογικά κενά, υποθέσεις ή αντιστοιχίσεις που ΜΠΟΡΕΙ να επηρεάσουν την ερμηνεία, την επαναχρησιμοποίηση ή τη σύγκριση αποτελεσμάτων.</w:t>
+              <w:t>Το LDT πρέπει να τεκμηριώνει ανεπίλυτα σημασιολογικά κενά, υποθέσεις ή αντιστοιχίσεις που μπορεί να επηρεάσουν την ερμηνεία, την επαναχρησιμοποίηση ή τη σύγκριση αποτελεσμάτων.</w:t>
             </w:r>
           </w:p>
         </w:tc>
@@ -11494,7 +11494,7 @@
           <w:color w:val="003399"/>
           <w:sz w:val="21"/>
         </w:rPr>
-        <w:t>X.3  Χωρίς τέλη ανά χρήστη / ανά αίτημα</w:t>
+        <w:t>X.3  Χωρίς τέλη για τα δεδομένα του δήμου</w:t>
       </w:r>
     </w:p>
     <w:p>
@@ -11507,7 +11507,7 @@
           <w:i w:val="0"/>
           <w:sz w:val="20"/>
         </w:rPr>
-        <w:t>Χωρίς χρεώσεις για την πρόσβαση του δήμου στα δικά του δεδομένα.</w:t>
+        <w:t>Η αναθέτουσα αρχή δεν καταβάλλει κανένα τέλος για την πρόσβαση στα δικά της δεδομένα, ούτε ανά χρήστη ούτε ανά αίτημα.</w:t>
       </w:r>
     </w:p>
     <w:p>
@@ -11543,7 +11543,7 @@
           <w:i w:val="0"/>
           <w:sz w:val="20"/>
         </w:rPr>
-        <w:t>Ο ανάδοχος διατηρεί το API συμβατό προς τα πίσω για όλη τη διάρκεια της σύμβασης. Μη συμβατές αλλαγές ανακοινώνονται τουλάχιστον 6 μήνες νωρίτερα και εκδίδονται ως νέα έκδοση, ενώ η προηγούμενη έκδοση παραμένει διαθέσιμη μέχρι τη συμφωνημένη ημερομηνία μετάβασης.</w:t>
+        <w:t>Ο ανάδοχος διατηρεί το API συμβατό με προηγούμενες εκδόσεις (backwards compatible) καθ' όλη τη διάρκεια της σύμβασης. Μη συμβατές αλλαγές ανακοινώνονται τουλάχιστον 6 μήνες νωρίτερα και εκδίδονται ως νέα έκδοση, ενώ η προηγούμενη έκδοση παραμένει διαθέσιμη μέχρι τη συμφωνημένη ημερομηνία μετάβασης.</w:t>
       </w:r>
     </w:p>
     <w:p>
@@ -11615,7 +11615,7 @@
           <w:i w:val="0"/>
           <w:sz w:val="20"/>
         </w:rPr>
-        <w:t>Η διακήρυξη κατονομάζει τα παραπάνω πρότυπα· οι ισχυρισμοί περί «συμβατότητας με» πρέπει να αναφέρουν την ακριβή διεπαφή και έκδοση. Κάθε παραπομπή σε πρότυπο ή τεχνική προδιαγραφή γίνεται δεκτή με ισοδύναμη λύση· ο προσφέρων αποδεικνύει την ισοδυναμία.</w:t>
+        <w:t>Η διακήρυξη κατονομάζει συγκεκριμένα πρότυπα· οι ισχυρισμοί περί «συμβατότητας με» πρέπει να αναφέρουν την ακριβή διεπαφή και έκδοση. Κάθε παραπομπή σε πρότυπο ή τεχνική προδιαγραφή επιτρέπει την υποβολή ισοδύναμης λύσης· ο προσφέρων αποδεικνύει την ισοδυναμία.</w:t>
       </w:r>
     </w:p>
     <w:p>
@@ -11683,7 +11683,7 @@
           <w:i w:val="0"/>
           <w:sz w:val="20"/>
         </w:rPr>
-        <w:t>Επιλεγμένες σελίδες: MIM0, MIM1, MIM2, MIM6 και MIM7 (τα δεδομένα εμφανίζονται σε χάρτη). Από τον MIM3 μόνο το σημείο 3.1 (τα δεδομένα ποιότητας αέρα δημοσιεύονται ως ανοικτά δεδομένα, άρα ανήκουν σε κατάλογο)· όχι ο MIM8: δεν πρόκειται για ψηφιακό δίδυμο.</w:t>
+        <w:t>Επιλεγμένες σελίδες: MIM0, MIM1, MIM2, MIM6 και MIM7 (τα δεδομένα εμφανίζονται σε χάρτη). Από το MIM3 μόνο το σημείο 3.1 (τα δεδομένα ποιότητας αέρα δημοσιεύονται ως ανοικτά δεδομένα, άρα ανήκουν σε κατάλογο)· το MIM8 δεν εφαρμόζεται: το σύστημα δεν είναι ψηφιακό δίδυμο.</w:t>
       </w:r>
     </w:p>
     <w:p>
@@ -11808,7 +11808,7 @@
                 <w:i w:val="0"/>
                 <w:sz w:val="18"/>
               </w:rPr>
-              <w:t>τα επιλεγμένα σημεία των MIM0, MIM1, MIM2, MIM3 (μόνο το 3.1), MIM6 (εκτός του 6.4) και MIM7, αυτολεξεί, με τον κωδικό προδιαγραφής, συν την πρόταση για την ισοδυναμία</w:t>
+              <w:t>τα επιλεγμένα σημεία των MIM0, MIM1, MIM2, MIM3 (μόνο το 3.1), MIM6 (εκτός του 6.4) και MIM7, αυτολεξεί, με τον κωδικό προδιαγραφής, συν τη ρήτρα περί ισοδυναμίας</w:t>
             </w:r>
           </w:p>
         </w:tc>
@@ -11955,7 +11955,7 @@
                 <w:i w:val="0"/>
                 <w:sz w:val="18"/>
               </w:rPr>
-              <w:t>Ρήτρα αποχώρησης, Κυριότητα δεδομένων, Χωρίς τέλη ανά χρήστη / ανά αίτημα, Σταθερότητα API και διαχείριση εκδόσεων· τον συμπληρωμένο πίνακα συμμόρφωσης ως παράρτημα</w:t>
+              <w:t>Ρήτρα αποχώρησης, Δικαιώματα επί των δεδομένων, Χωρίς τέλη για τα δεδομένα του δήμου, Σταθερότητα API και διαχείριση εκδόσεων· τον συμπληρωμένο πίνακα συμμόρφωσης ως παράρτημα</w:t>
             </w:r>
           </w:p>
         </w:tc>
@@ -12099,7 +12099,7 @@
           <w:i w:val="0"/>
           <w:sz w:val="19"/>
         </w:rPr>
-        <w:t>4.3.22 Κάθε παραπομπή σε πρότυπο ή τεχνική προδιαγραφή γίνεται δεκτή με ισοδύναμη λύση· ο προσφέρων αποδεικνύει την ισοδυναμία.</w:t>
+        <w:t>4.3.22 Κάθε παραπομπή σε πρότυπο ή τεχνική προδιαγραφή επιτρέπει την υποβολή ισοδύναμης λύσης· ο προσφέρων αποδεικνύει την ισοδυναμία.</w:t>
       </w:r>
     </w:p>
     <w:p>
@@ -12112,7 +12112,7 @@
           <w:i w:val="0"/>
           <w:sz w:val="19"/>
         </w:rPr>
-        <w:t>4.3.23 Ο προσφέρων συμπληρώνει τον πίνακα συμμόρφωσης (παράρτημα των εγγράφων της σύμβασης) και παρέχει τα αποδεικτικά στοιχεία για κάθε απαιτούμενο σημείο. Ο προσφέρων επιδεικνύει τα σημεία 4.3.1 έως 4.3.21 με ζωντανή κλήση API κατά την αξιολόγηση των προσφορών· η αναθέτουσα αρχή τα ελέγχει ξανά κατά την παραλαβή. Η μη εκπλήρωσή τους αποτελεί λόγο απόρριψης κατά την παραλαβή.</w:t>
+        <w:t>4.3.23 Ο προσφέρων συμπληρώνει τον πίνακα συμμόρφωσης (παράρτημα των εγγράφων της σύμβασης) και παρέχει τα αποδεικτικά στοιχεία για κάθε απαιτούμενο σημείο. Κατά την αξιολόγηση των προσφορών ο προσφέρων επιδεικνύει τα σημεία 4.3.1 έως 4.3.21 (για παράδειγμα με ζωντανή κλήση API)· προσφορά που αποτυγχάνει σε απαιτούμενο σημείο δεν πληροί τις απαιτήσεις για το αντικείμενο της σύμβασης. Η αναθέτουσα αρχή ελέγχει τα σημεία ξανά κατά την παραλαβή· ενδεχόμενη αποτυχία τότε αποτελεί λόγο άρνησης της παραλαβής.</w:t>
       </w:r>
     </w:p>
     <w:p>
@@ -12486,7 +12486,7 @@
           <w:color w:val="5A5A6E"/>
           <w:sz w:val="18"/>
         </w:rPr>
-        <w:t>Μια υπόσχεση για το μέλλον βαθμολογείται με N: η επιτροπή επαληθεύει μόνο ό,τι μπορεί να επιδείξει ο προσφέρων.</w:t>
+        <w:t>Μια υπόσχεση μελλοντικής λειτουργικότητας λογίζεται ως N: η επιτροπή επαληθεύει μόνο ό,τι μπορεί να επιδείξει ο προσφέρων. Για ένα απαιτούμενο σημείο, το N σημαίνει ότι η προσφορά δεν πληροί τις απαιτήσεις για το αντικείμενο της σύμβασης.</w:t>
       </w:r>
     </w:p>
     <w:p>
@@ -12532,7 +12532,7 @@
           <w:i w:val="0"/>
           <w:sz w:val="19"/>
         </w:rPr>
-        <w:t>Μία γραμμή ανά σημείο. Η αναθέτουσα αρχή επιλέγει όσα απαιτεί η σύμβαση και επισυνάπτει τον πίνακα στα έγγραφα της σύμβασης ως υποχρεωτικό παράρτημα της προσφοράς. Για κάθε απαιτούμενο σημείο ο προσφέρων συμπληρώνει M (πληροί), E (πληροί μέσω ισοδύναμου) ή N (δεν πληροί), συνοπτικά τον τρόπο, και πού βρίσκονται τα αποδεικτικά στοιχεία: διεύθυνση τεκμηρίωσης, δοκιμαστική πρόσβαση, σελίδα της προσφοράς. Μια δήλωση χωρίς αποδεικτικά στοιχεία δεν επαρκεί. Η επιτροπή αξιολόγησης επαληθεύει κάθε σημείο κατά την αξιολόγηση των προσφορών και ξανά κατά την παραλαβή (✓ επιβεβαιώθηκε, ✗ δεν επιβεβαιώθηκε, — δεν ελέγχθηκε).</w:t>
+        <w:t>Μία γραμμή ανά σημείο. Η αναθέτουσα αρχή επιλέγει όσα απαιτεί η σύμβαση και επισυνάπτει τον πίνακα στα έγγραφα της σύμβασης ως υποχρεωτικό παράρτημα της προσφοράς. Για κάθε απαιτούμενο σημείο ο προσφέρων συμπληρώνει M (πληροί), E (πληροί μέσω ισοδύναμης λύσης) ή N (δεν πληροί), συνοπτικά τον τρόπο, και πού βρίσκονται τα αποδεικτικά στοιχεία: διεύθυνση τεκμηρίωσης, δοκιμαστική πρόσβαση, σελίδα της προσφοράς. Μια δήλωση χωρίς αποδεικτικά στοιχεία δεν επαρκεί. Η επιτροπή αξιολόγησης επαληθεύει κάθε σημείο κατά την αξιολόγηση των προσφορών και ξανά κατά την παραλαβή (✓ επιβεβαιώθηκε, ✗ δεν επιβεβαιώθηκε, — δεν ελέγχθηκε).</w:t>
       </w:r>
     </w:p>
     <w:p>
@@ -12743,7 +12743,7 @@
                 <w:color w:val="FFFFFF"/>
                 <w:sz w:val="17"/>
               </w:rPr>
-              <w:t>MIM0 · Μπορούμε να εξάγουμε τα δεδομένα μας;</w:t>
+              <w:t>MIM0 · Μπορούμε να εξαγάγουμε τα δεδομένα μας;</w:t>
             </w:r>
           </w:p>
         </w:tc>
@@ -13173,7 +13173,7 @@
                 <w:color w:val="FFFFFF"/>
                 <w:sz w:val="17"/>
               </w:rPr>
-              <w:t>MIM1 · Έχει κάθε οντότητα ένα όνομα που διαρκεί;</w:t>
+              <w:t>MIM1 · Έχει κάθε οντότητα ένα όνομα με διάρκεια στον χρόνο;</w:t>
             </w:r>
           </w:p>
         </w:tc>
@@ -14135,7 +14135,7 @@
                 <w:color w:val="FFFFFF"/>
                 <w:sz w:val="17"/>
               </w:rPr>
-              <w:t>MIM6 · Είναι τα δεδομένα μας ασφαλή κατά τη μεταφορά και τη χρήση;</w:t>
+              <w:t>MIM6 · Είναι τα δεδομένα μας ασφαλή;</w:t>
             </w:r>
           </w:p>
         </w:tc>
@@ -15843,7 +15843,7 @@
           <w:i w:val="0"/>
           <w:sz w:val="20"/>
         </w:rPr>
-        <w:t>Ένας τεχνικός κανόνας που ο καθένας μπορεί να διαβάσει και να εφαρμόσει χωρίς πληρωμή ή αίτηση άδειας.</w:t>
+        <w:t>Ένας τεχνικός κανόνας που ο καθένας μπορεί να διαβάσει και να εφαρμόσει δωρεάν και χωρίς ειδική άδεια.</w:t>
       </w:r>
     </w:p>
     <w:p>
@@ -15931,7 +15931,7 @@
           <w:i w:val="0"/>
           <w:sz w:val="20"/>
         </w:rPr>
-        <w:t>Όταν η αποχώρηση από έναν προμηθευτή κοστίζει τόσο πολύ —σε δεδομένα, μορφές ή τέλη— που πρακτικά καθίσταται αδύνατη.</w:t>
+        <w:t>Μια κατάσταση κατά την οποία το κόστος των δεδομένων, των μορφοτύπων ή των τελών καθιστά την αλλαγή προμηθευτή πρακτικά αδύνατη.</w:t>
       </w:r>
     </w:p>
     <w:p>
@@ -16094,7 +16094,7 @@
           <w:color w:val="C2186F"/>
           <w:sz w:val="18"/>
         </w:rPr>
-        <w:t>Δημιουργήθηκε με ανοικτά εργαλεία. Επαναχρησιμοποιήστε και προσαρμόστε ελεύθερα για την πόλη σας.</w:t>
+        <w:t>Δημιουργήθηκε με ανοικτά εργαλεία. Επαναχρησιμοποιήστε και προσαρμόστε ελεύθερα για τον δήμο σας.</w:t>
       </w:r>
     </w:p>
     <w:p>
@@ -16124,7 +16124,7 @@
           <w:color w:val="5A5A6E"/>
           <w:sz w:val="17"/>
         </w:rPr>
-        <w:t>v9.0.6 · 2026-09-18</w:t>
+        <w:t>v9.0.7 · 2026-09-19</w:t>
       </w:r>
     </w:p>
     <w:sectPr>
@@ -16152,7 +16152,7 @@
         <w:color w:val="5A5A6E"/>
         <w:sz w:val="16"/>
       </w:rPr>
-      <w:t xml:space="preserve">Κατάλογος ελέγχου προμηθειών με χρήση των Ελάχιστων Μηχανισμών Διαλειτουργικότητας (MIMs) · MIMs Plus 9.0 · v9.0.6 · 2026-09-18  ·  </w:t>
+      <w:t xml:space="preserve">Κατάλογος ελέγχου προμηθειών βάσει των Ελάχιστων Μηχανισμών Διαλειτουργικότητας (MIMs) · MIMs Plus 9.0 · v9.0.7 · 2026-09-19  ·  </w:t>
     </w:r>
     <w:fldSimple w:instr="PAGE"/>
   </w:p>
